--- a/docs/싱크에이전트_설치가이드_업체전달용.docx
+++ b/docs/싱크에이전트_설치가이드_업체전달용.docx
@@ -4,69 +4,32 @@
   <w:body>
     <w:p>
       <w:pPr>
-        <w:spacing w:before="2400"/>
-      </w:pPr>
-    </w:p>
-    <w:p>
-      <w:pPr>
-        <w:jc w:val="center"/>
-      </w:pPr>
-      <w:r>
-        <w:rPr>
-          <w:b/>
-          <w:bCs/>
-          <w:color w:val="1F3864"/>
-          <w:sz w:val="56"/>
-          <w:szCs w:val="56"/>
-        </w:rPr>
-        <w:t xml:space="preserve">한줄로 싱크에이전트</w:t>
-      </w:r>
-    </w:p>
-    <w:p>
-      <w:pPr>
-        <w:spacing w:before="200"/>
-        <w:jc w:val="center"/>
-      </w:pPr>
-      <w:r>
-        <w:rPr>
-          <w:color w:val="2E5395"/>
-          <w:sz w:val="32"/>
-          <w:szCs w:val="32"/>
-        </w:rPr>
-        <w:t xml:space="preserve">설치 및 운영 가이드</w:t>
-      </w:r>
-    </w:p>
-    <w:p>
-      <w:pPr>
-        <w:spacing w:before="400"/>
-        <w:jc w:val="center"/>
-      </w:pPr>
-      <w:r>
-        <w:rPr>
+        <w:pStyle w:val="Title"/>
+        <w:spacing w:after="80"/>
+      </w:pPr>
+      <w:r>
+        <w:rPr>
+          <w:rFonts w:ascii="맑은 고딕" w:cs="맑은 고딕" w:eastAsia="맑은 고딕" w:hAnsi="맑은 고딕"/>
+          <w:b/>
+          <w:bCs/>
+          <w:sz w:val="36"/>
+          <w:szCs w:val="36"/>
+        </w:rPr>
+        <w:t xml:space="preserve">한줄로 싱크에이전트 설치 및 운영 가이드</w:t>
+      </w:r>
+    </w:p>
+    <w:p>
+      <w:pPr>
+        <w:spacing w:after="240"/>
+      </w:pPr>
+      <w:r>
+        <w:rPr>
+          <w:rFonts w:ascii="맑은 고딕" w:cs="맑은 고딕" w:eastAsia="맑은 고딕" w:hAnsi="맑은 고딕"/>
           <w:color w:val="666666"/>
-          <w:sz w:val="21"/>
-          <w:szCs w:val="21"/>
-        </w:rPr>
-        <w:t xml:space="preserve">대상: 고객사 IT / 시스템 담당자</w:t>
-      </w:r>
-    </w:p>
-    <w:p>
-      <w:pPr>
-        <w:spacing w:before="100"/>
-        <w:jc w:val="center"/>
-      </w:pPr>
-      <w:r>
-        <w:rPr>
-          <w:color w:val="666666"/>
-          <w:sz w:val="21"/>
-          <w:szCs w:val="21"/>
-        </w:rPr>
-        <w:t xml:space="preserve">2026년 6월</w:t>
-      </w:r>
-    </w:p>
-    <w:p>
-      <w:r>
-        <w:br w:type="page"/>
+          <w:sz w:val="20"/>
+          <w:szCs w:val="20"/>
+        </w:rPr>
+        <w:t xml:space="preserve">대상: 한줄로 담당자 + 고객사 IT / 시스템 담당자   |   2026년 6월</w:t>
       </w:r>
     </w:p>
     <w:p>
@@ -74,6 +37,13 @@
         <w:pStyle w:val="Heading1"/>
       </w:pPr>
       <w:r>
+        <w:rPr>
+          <w:rFonts w:ascii="맑은 고딕" w:cs="맑은 고딕" w:eastAsia="맑은 고딕" w:hAnsi="맑은 고딕"/>
+          <w:b/>
+          <w:bCs/>
+          <w:sz w:val="28"/>
+          <w:szCs w:val="28"/>
+        </w:rPr>
         <w:t xml:space="preserve">1. 싱크에이전트란</w:t>
       </w:r>
     </w:p>
@@ -82,6 +52,11 @@
         <w:spacing w:after="120"/>
       </w:pPr>
       <w:r>
+        <w:rPr>
+          <w:rFonts w:ascii="맑은 고딕" w:cs="맑은 고딕" w:eastAsia="맑은 고딕" w:hAnsi="맑은 고딕"/>
+          <w:sz w:val="22"/>
+          <w:szCs w:val="22"/>
+        </w:rPr>
         <w:t xml:space="preserve">싱크에이전트는 고객사 내부의 고객 DB를 한줄로로 자동 동기화하는 프로그램입니다. 한 번 설치하면 이후에는 사람이 할 일이 없습니다.</w:t>
       </w:r>
     </w:p>
@@ -92,9 +67,16 @@
           <w:ilvl w:val="0"/>
           <w:numId w:val="2"/>
         </w:numPr>
-        <w:spacing w:after="80"/>
-      </w:pPr>
-      <w:r>
+        <w:spacing w:after="60"/>
+      </w:pPr>
+      <w:r>
+        <w:rPr>
+          <w:rFonts w:ascii="맑은 고딕" w:cs="맑은 고딕" w:eastAsia="맑은 고딕" w:hAnsi="맑은 고딕"/>
+          <w:b w:val="false"/>
+          <w:bCs w:val="false"/>
+          <w:sz w:val="22"/>
+          <w:szCs w:val="22"/>
+        </w:rPr>
         <w:t xml:space="preserve">고객(회원) 데이터를 자동으로 한줄로에 최신 상태로 유지합니다 — 엑셀 업로드 불필요</w:t>
       </w:r>
     </w:p>
@@ -105,9 +87,16 @@
           <w:ilvl w:val="0"/>
           <w:numId w:val="2"/>
         </w:numPr>
-        <w:spacing w:after="80"/>
-      </w:pPr>
-      <w:r>
+        <w:spacing w:after="60"/>
+      </w:pPr>
+      <w:r>
+        <w:rPr>
+          <w:rFonts w:ascii="맑은 고딕" w:cs="맑은 고딕" w:eastAsia="맑은 고딕" w:hAnsi="맑은 고딕"/>
+          <w:b w:val="false"/>
+          <w:bCs w:val="false"/>
+          <w:sz w:val="22"/>
+          <w:szCs w:val="22"/>
+        </w:rPr>
         <w:t xml:space="preserve">구매 데이터도 선택적으로 함께 동기화할 수 있습니다</w:t>
       </w:r>
     </w:p>
@@ -118,9 +107,16 @@
           <w:ilvl w:val="0"/>
           <w:numId w:val="2"/>
         </w:numPr>
-        <w:spacing w:after="80"/>
-      </w:pPr>
-      <w:r>
+        <w:spacing w:after="60"/>
+      </w:pPr>
+      <w:r>
+        <w:rPr>
+          <w:rFonts w:ascii="맑은 고딕" w:cs="맑은 고딕" w:eastAsia="맑은 고딕" w:hAnsi="맑은 고딕"/>
+          <w:b w:val="false"/>
+          <w:bCs w:val="false"/>
+          <w:sz w:val="22"/>
+          <w:szCs w:val="22"/>
+        </w:rPr>
         <w:t xml:space="preserve">설치 시 AI 자동 매핑이 DB 컬럼을 한줄로 표준 항목(휴대폰, 이름 등)에 자동으로 연결해 줍니다</w:t>
       </w:r>
     </w:p>
@@ -131,23 +127,37 @@
           <w:ilvl w:val="0"/>
           <w:numId w:val="2"/>
         </w:numPr>
-        <w:spacing w:after="80"/>
-      </w:pPr>
-      <w:r>
+        <w:spacing w:after="60"/>
+      </w:pPr>
+      <w:r>
+        <w:rPr>
+          <w:rFonts w:ascii="맑은 고딕" w:cs="맑은 고딕" w:eastAsia="맑은 고딕" w:hAnsi="맑은 고딕"/>
+          <w:b w:val="false"/>
+          <w:bCs w:val="false"/>
+          <w:sz w:val="22"/>
+          <w:szCs w:val="22"/>
+        </w:rPr>
         <w:t xml:space="preserve">동기화는 변경된 데이터만 주기적으로 전송합니다 (전체 재전송 아님)</w:t>
       </w:r>
     </w:p>
     <w:p>
       <w:pPr>
-        <w:shd w:fill="FFF4E0" w:val="clear"/>
-        <w:spacing w:after="160" w:before="80"/>
-      </w:pPr>
-      <w:r>
-        <w:rPr>
-          <w:b/>
-          <w:bCs/>
-        </w:rPr>
-        <w:t xml:space="preserve">개인정보 보호: AI 자동 매핑에는 "컬럼 이름"만 사용되며, 고객 데이터 값은 매핑 과정에서 외부로 전송되지 않습니다. DB 접속 정보는 설치 후 암호화되어 저장됩니다.</w:t>
+        <w:pStyle w:val="ListParagraph"/>
+        <w:numPr>
+          <w:ilvl w:val="0"/>
+          <w:numId w:val="2"/>
+        </w:numPr>
+        <w:spacing w:after="60"/>
+      </w:pPr>
+      <w:r>
+        <w:rPr>
+          <w:rFonts w:ascii="맑은 고딕" w:cs="맑은 고딕" w:eastAsia="맑은 고딕" w:hAnsi="맑은 고딕"/>
+          <w:b w:val="false"/>
+          <w:bCs w:val="false"/>
+          <w:sz w:val="22"/>
+          <w:szCs w:val="22"/>
+        </w:rPr>
+        <w:t xml:space="preserve">개인정보 보호: AI 자동 매핑에는 “컬럼 이름”만 사용되며, 고객 데이터 값은 외부로 전송되지 않습니다. DB 접속 정보는 설치 후 암호화되어 저장됩니다.</w:t>
       </w:r>
     </w:p>
     <w:p>
@@ -155,12 +165,19 @@
         <w:pStyle w:val="Heading1"/>
       </w:pPr>
       <w:r>
+        <w:rPr>
+          <w:rFonts w:ascii="맑은 고딕" w:cs="맑은 고딕" w:eastAsia="맑은 고딕" w:hAnsi="맑은 고딕"/>
+          <w:b/>
+          <w:bCs/>
+          <w:sz w:val="28"/>
+          <w:szCs w:val="28"/>
+        </w:rPr>
         <w:t xml:space="preserve">2. 설치 환경 / 요구 사항</w:t>
       </w:r>
     </w:p>
     <w:tbl>
       <w:tblPr>
-        <w:tblW w:type="dxa" w:w="9026"/>
+        <w:tblW w:type="dxa" w:w="9360"/>
         <w:tblBorders>
           <w:top w:val="single" w:color="auto" w:sz="4"/>
           <w:left w:val="single" w:color="auto" w:sz="4"/>
@@ -171,32 +188,35 @@
         </w:tblBorders>
       </w:tblPr>
       <w:tblGrid>
-        <w:gridCol w:w="2600"/>
-        <w:gridCol w:w="6426"/>
+        <w:gridCol w:w="2400"/>
+        <w:gridCol w:w="6960"/>
       </w:tblGrid>
       <w:tr>
         <w:tc>
           <w:tcPr>
-            <w:tcW w:type="dxa" w:w="2600"/>
+            <w:tcW w:type="dxa" w:w="2400"/>
             <w:tcBorders>
-              <w:top w:val="single" w:color="BBBBBB" w:sz="1"/>
-              <w:left w:val="single" w:color="BBBBBB" w:sz="1"/>
-              <w:bottom w:val="single" w:color="BBBBBB" w:sz="1"/>
-              <w:right w:val="single" w:color="BBBBBB" w:sz="1"/>
+              <w:top w:val="single" w:color="CCCCCC" w:sz="1"/>
+              <w:left w:val="single" w:color="CCCCCC" w:sz="1"/>
+              <w:bottom w:val="single" w:color="CCCCCC" w:sz="1"/>
+              <w:right w:val="single" w:color="CCCCCC" w:sz="1"/>
             </w:tcBorders>
-            <w:shd w:fill="DCE6F1" w:val="clear"/>
+            <w:shd w:fill="EDE7F6" w:val="clear"/>
             <w:tcMar>
-              <w:top w:type="dxa" w:w="80"/>
+              <w:top w:type="dxa" w:w="60"/>
               <w:left w:type="dxa" w:w="120"/>
-              <w:bottom w:type="dxa" w:w="80"/>
+              <w:bottom w:type="dxa" w:w="60"/>
               <w:right w:type="dxa" w:w="120"/>
             </w:tcMar>
           </w:tcPr>
           <w:p>
             <w:r>
               <w:rPr>
+                <w:rFonts w:ascii="맑은 고딕" w:cs="맑은 고딕" w:eastAsia="맑은 고딕" w:hAnsi="맑은 고딕"/>
                 <w:b/>
                 <w:bCs/>
+                <w:sz w:val="21"/>
+                <w:szCs w:val="21"/>
               </w:rPr>
               <w:t xml:space="preserve">항목</w:t>
             </w:r>
@@ -204,26 +224,29 @@
         </w:tc>
         <w:tc>
           <w:tcPr>
-            <w:tcW w:type="dxa" w:w="6426"/>
+            <w:tcW w:type="dxa" w:w="6960"/>
             <w:tcBorders>
-              <w:top w:val="single" w:color="BBBBBB" w:sz="1"/>
-              <w:left w:val="single" w:color="BBBBBB" w:sz="1"/>
-              <w:bottom w:val="single" w:color="BBBBBB" w:sz="1"/>
-              <w:right w:val="single" w:color="BBBBBB" w:sz="1"/>
+              <w:top w:val="single" w:color="CCCCCC" w:sz="1"/>
+              <w:left w:val="single" w:color="CCCCCC" w:sz="1"/>
+              <w:bottom w:val="single" w:color="CCCCCC" w:sz="1"/>
+              <w:right w:val="single" w:color="CCCCCC" w:sz="1"/>
             </w:tcBorders>
-            <w:shd w:fill="DCE6F1" w:val="clear"/>
+            <w:shd w:fill="EDE7F6" w:val="clear"/>
             <w:tcMar>
-              <w:top w:type="dxa" w:w="80"/>
+              <w:top w:type="dxa" w:w="60"/>
               <w:left w:type="dxa" w:w="120"/>
-              <w:bottom w:type="dxa" w:w="80"/>
+              <w:bottom w:type="dxa" w:w="60"/>
               <w:right w:type="dxa" w:w="120"/>
             </w:tcMar>
           </w:tcPr>
           <w:p>
             <w:r>
               <w:rPr>
+                <w:rFonts w:ascii="맑은 고딕" w:cs="맑은 고딕" w:eastAsia="맑은 고딕" w:hAnsi="맑은 고딕"/>
                 <w:b/>
                 <w:bCs/>
+                <w:sz w:val="21"/>
+                <w:szCs w:val="21"/>
               </w:rPr>
               <w:t xml:space="preserve">요구 사항</w:t>
             </w:r>
@@ -233,25 +256,28 @@
       <w:tr>
         <w:tc>
           <w:tcPr>
-            <w:tcW w:type="dxa" w:w="2600"/>
+            <w:tcW w:type="dxa" w:w="2400"/>
             <w:tcBorders>
-              <w:top w:val="single" w:color="BBBBBB" w:sz="1"/>
-              <w:left w:val="single" w:color="BBBBBB" w:sz="1"/>
-              <w:bottom w:val="single" w:color="BBBBBB" w:sz="1"/>
-              <w:right w:val="single" w:color="BBBBBB" w:sz="1"/>
+              <w:top w:val="single" w:color="CCCCCC" w:sz="1"/>
+              <w:left w:val="single" w:color="CCCCCC" w:sz="1"/>
+              <w:bottom w:val="single" w:color="CCCCCC" w:sz="1"/>
+              <w:right w:val="single" w:color="CCCCCC" w:sz="1"/>
             </w:tcBorders>
             <w:tcMar>
-              <w:top w:type="dxa" w:w="80"/>
+              <w:top w:type="dxa" w:w="60"/>
               <w:left w:type="dxa" w:w="120"/>
-              <w:bottom w:type="dxa" w:w="80"/>
+              <w:bottom w:type="dxa" w:w="60"/>
               <w:right w:type="dxa" w:w="120"/>
             </w:tcMar>
           </w:tcPr>
           <w:p>
             <w:r>
               <w:rPr>
+                <w:rFonts w:ascii="맑은 고딕" w:cs="맑은 고딕" w:eastAsia="맑은 고딕" w:hAnsi="맑은 고딕"/>
                 <w:b w:val="false"/>
                 <w:bCs w:val="false"/>
+                <w:sz w:val="21"/>
+                <w:szCs w:val="21"/>
               </w:rPr>
               <w:t xml:space="preserve">운영체제</w:t>
             </w:r>
@@ -259,27 +285,30 @@
         </w:tc>
         <w:tc>
           <w:tcPr>
-            <w:tcW w:type="dxa" w:w="6426"/>
+            <w:tcW w:type="dxa" w:w="6960"/>
             <w:tcBorders>
-              <w:top w:val="single" w:color="BBBBBB" w:sz="1"/>
-              <w:left w:val="single" w:color="BBBBBB" w:sz="1"/>
-              <w:bottom w:val="single" w:color="BBBBBB" w:sz="1"/>
-              <w:right w:val="single" w:color="BBBBBB" w:sz="1"/>
+              <w:top w:val="single" w:color="CCCCCC" w:sz="1"/>
+              <w:left w:val="single" w:color="CCCCCC" w:sz="1"/>
+              <w:bottom w:val="single" w:color="CCCCCC" w:sz="1"/>
+              <w:right w:val="single" w:color="CCCCCC" w:sz="1"/>
             </w:tcBorders>
             <w:tcMar>
-              <w:top w:type="dxa" w:w="80"/>
+              <w:top w:type="dxa" w:w="60"/>
               <w:left w:type="dxa" w:w="120"/>
-              <w:bottom w:type="dxa" w:w="80"/>
+              <w:bottom w:type="dxa" w:w="60"/>
               <w:right w:type="dxa" w:w="120"/>
             </w:tcMar>
           </w:tcPr>
           <w:p>
             <w:r>
               <w:rPr>
+                <w:rFonts w:ascii="맑은 고딕" w:cs="맑은 고딕" w:eastAsia="맑은 고딕" w:hAnsi="맑은 고딕"/>
                 <w:b w:val="false"/>
                 <w:bCs w:val="false"/>
+                <w:sz w:val="21"/>
+                <w:szCs w:val="21"/>
               </w:rPr>
-              <w:t xml:space="preserve">Windows 서버/PC 또는 Linux 서버 (상시 가동 권장)</w:t>
+              <w:t xml:space="preserve">Windows 서버/PC 또는 Linux 서버 (상시 가동 권장). 구형 OS(Windows 7 · Server 2008 R2 등)도 전용 빌드로 지원합니다.</w:t>
             </w:r>
           </w:p>
         </w:tc>
@@ -287,25 +316,28 @@
       <w:tr>
         <w:tc>
           <w:tcPr>
-            <w:tcW w:type="dxa" w:w="2600"/>
+            <w:tcW w:type="dxa" w:w="2400"/>
             <w:tcBorders>
-              <w:top w:val="single" w:color="BBBBBB" w:sz="1"/>
-              <w:left w:val="single" w:color="BBBBBB" w:sz="1"/>
-              <w:bottom w:val="single" w:color="BBBBBB" w:sz="1"/>
-              <w:right w:val="single" w:color="BBBBBB" w:sz="1"/>
+              <w:top w:val="single" w:color="CCCCCC" w:sz="1"/>
+              <w:left w:val="single" w:color="CCCCCC" w:sz="1"/>
+              <w:bottom w:val="single" w:color="CCCCCC" w:sz="1"/>
+              <w:right w:val="single" w:color="CCCCCC" w:sz="1"/>
             </w:tcBorders>
             <w:tcMar>
-              <w:top w:type="dxa" w:w="80"/>
+              <w:top w:type="dxa" w:w="60"/>
               <w:left w:type="dxa" w:w="120"/>
-              <w:bottom w:type="dxa" w:w="80"/>
+              <w:bottom w:type="dxa" w:w="60"/>
               <w:right w:type="dxa" w:w="120"/>
             </w:tcMar>
           </w:tcPr>
           <w:p>
             <w:r>
               <w:rPr>
+                <w:rFonts w:ascii="맑은 고딕" w:cs="맑은 고딕" w:eastAsia="맑은 고딕" w:hAnsi="맑은 고딕"/>
                 <w:b w:val="false"/>
                 <w:bCs w:val="false"/>
+                <w:sz w:val="21"/>
+                <w:szCs w:val="21"/>
               </w:rPr>
               <w:t xml:space="preserve">네트워크</w:t>
             </w:r>
@@ -313,25 +345,28 @@
         </w:tc>
         <w:tc>
           <w:tcPr>
-            <w:tcW w:type="dxa" w:w="6426"/>
+            <w:tcW w:type="dxa" w:w="6960"/>
             <w:tcBorders>
-              <w:top w:val="single" w:color="BBBBBB" w:sz="1"/>
-              <w:left w:val="single" w:color="BBBBBB" w:sz="1"/>
-              <w:bottom w:val="single" w:color="BBBBBB" w:sz="1"/>
-              <w:right w:val="single" w:color="BBBBBB" w:sz="1"/>
+              <w:top w:val="single" w:color="CCCCCC" w:sz="1"/>
+              <w:left w:val="single" w:color="CCCCCC" w:sz="1"/>
+              <w:bottom w:val="single" w:color="CCCCCC" w:sz="1"/>
+              <w:right w:val="single" w:color="CCCCCC" w:sz="1"/>
             </w:tcBorders>
             <w:tcMar>
-              <w:top w:type="dxa" w:w="80"/>
+              <w:top w:type="dxa" w:w="60"/>
               <w:left w:type="dxa" w:w="120"/>
-              <w:bottom w:type="dxa" w:w="80"/>
+              <w:bottom w:type="dxa" w:w="60"/>
               <w:right w:type="dxa" w:w="120"/>
             </w:tcMar>
           </w:tcPr>
           <w:p>
             <w:r>
               <w:rPr>
+                <w:rFonts w:ascii="맑은 고딕" w:cs="맑은 고딕" w:eastAsia="맑은 고딕" w:hAnsi="맑은 고딕"/>
                 <w:b w:val="false"/>
                 <w:bCs w:val="false"/>
+                <w:sz w:val="21"/>
+                <w:szCs w:val="21"/>
               </w:rPr>
               <w:t xml:space="preserve">고객 DB에 접근 가능 + 외부 HTTPS(443) 통신 허용</w:t>
             </w:r>
@@ -341,25 +376,28 @@
       <w:tr>
         <w:tc>
           <w:tcPr>
-            <w:tcW w:type="dxa" w:w="2600"/>
+            <w:tcW w:type="dxa" w:w="2400"/>
             <w:tcBorders>
-              <w:top w:val="single" w:color="BBBBBB" w:sz="1"/>
-              <w:left w:val="single" w:color="BBBBBB" w:sz="1"/>
-              <w:bottom w:val="single" w:color="BBBBBB" w:sz="1"/>
-              <w:right w:val="single" w:color="BBBBBB" w:sz="1"/>
+              <w:top w:val="single" w:color="CCCCCC" w:sz="1"/>
+              <w:left w:val="single" w:color="CCCCCC" w:sz="1"/>
+              <w:bottom w:val="single" w:color="CCCCCC" w:sz="1"/>
+              <w:right w:val="single" w:color="CCCCCC" w:sz="1"/>
             </w:tcBorders>
             <w:tcMar>
-              <w:top w:type="dxa" w:w="80"/>
+              <w:top w:type="dxa" w:w="60"/>
               <w:left w:type="dxa" w:w="120"/>
-              <w:bottom w:type="dxa" w:w="80"/>
+              <w:bottom w:type="dxa" w:w="60"/>
               <w:right w:type="dxa" w:w="120"/>
             </w:tcMar>
           </w:tcPr>
           <w:p>
             <w:r>
               <w:rPr>
+                <w:rFonts w:ascii="맑은 고딕" w:cs="맑은 고딕" w:eastAsia="맑은 고딕" w:hAnsi="맑은 고딕"/>
                 <w:b w:val="false"/>
                 <w:bCs w:val="false"/>
+                <w:sz w:val="21"/>
+                <w:szCs w:val="21"/>
               </w:rPr>
               <w:t xml:space="preserve">지원 DB</w:t>
             </w:r>
@@ -367,25 +405,28 @@
         </w:tc>
         <w:tc>
           <w:tcPr>
-            <w:tcW w:type="dxa" w:w="6426"/>
+            <w:tcW w:type="dxa" w:w="6960"/>
             <w:tcBorders>
-              <w:top w:val="single" w:color="BBBBBB" w:sz="1"/>
-              <w:left w:val="single" w:color="BBBBBB" w:sz="1"/>
-              <w:bottom w:val="single" w:color="BBBBBB" w:sz="1"/>
-              <w:right w:val="single" w:color="BBBBBB" w:sz="1"/>
+              <w:top w:val="single" w:color="CCCCCC" w:sz="1"/>
+              <w:left w:val="single" w:color="CCCCCC" w:sz="1"/>
+              <w:bottom w:val="single" w:color="CCCCCC" w:sz="1"/>
+              <w:right w:val="single" w:color="CCCCCC" w:sz="1"/>
             </w:tcBorders>
             <w:tcMar>
-              <w:top w:type="dxa" w:w="80"/>
+              <w:top w:type="dxa" w:w="60"/>
               <w:left w:type="dxa" w:w="120"/>
-              <w:bottom w:type="dxa" w:w="80"/>
+              <w:bottom w:type="dxa" w:w="60"/>
               <w:right w:type="dxa" w:w="120"/>
             </w:tcMar>
           </w:tcPr>
           <w:p>
             <w:r>
               <w:rPr>
+                <w:rFonts w:ascii="맑은 고딕" w:cs="맑은 고딕" w:eastAsia="맑은 고딕" w:hAnsi="맑은 고딕"/>
                 <w:b w:val="false"/>
                 <w:bCs w:val="false"/>
+                <w:sz w:val="21"/>
+                <w:szCs w:val="21"/>
               </w:rPr>
               <w:t xml:space="preserve">MS-SQL, MySQL, Oracle, PostgreSQL, Excel, CSV</w:t>
             </w:r>
@@ -395,25 +436,28 @@
       <w:tr>
         <w:tc>
           <w:tcPr>
-            <w:tcW w:type="dxa" w:w="2600"/>
+            <w:tcW w:type="dxa" w:w="2400"/>
             <w:tcBorders>
-              <w:top w:val="single" w:color="BBBBBB" w:sz="1"/>
-              <w:left w:val="single" w:color="BBBBBB" w:sz="1"/>
-              <w:bottom w:val="single" w:color="BBBBBB" w:sz="1"/>
-              <w:right w:val="single" w:color="BBBBBB" w:sz="1"/>
+              <w:top w:val="single" w:color="CCCCCC" w:sz="1"/>
+              <w:left w:val="single" w:color="CCCCCC" w:sz="1"/>
+              <w:bottom w:val="single" w:color="CCCCCC" w:sz="1"/>
+              <w:right w:val="single" w:color="CCCCCC" w:sz="1"/>
             </w:tcBorders>
             <w:tcMar>
-              <w:top w:type="dxa" w:w="80"/>
+              <w:top w:type="dxa" w:w="60"/>
               <w:left w:type="dxa" w:w="120"/>
-              <w:bottom w:type="dxa" w:w="80"/>
+              <w:bottom w:type="dxa" w:w="60"/>
               <w:right w:type="dxa" w:w="120"/>
             </w:tcMar>
           </w:tcPr>
           <w:p>
             <w:r>
               <w:rPr>
+                <w:rFonts w:ascii="맑은 고딕" w:cs="맑은 고딕" w:eastAsia="맑은 고딕" w:hAnsi="맑은 고딕"/>
                 <w:b w:val="false"/>
                 <w:bCs w:val="false"/>
+                <w:sz w:val="21"/>
+                <w:szCs w:val="21"/>
               </w:rPr>
               <w:t xml:space="preserve">DB 계정</w:t>
             </w:r>
@@ -421,95 +465,361 @@
         </w:tc>
         <w:tc>
           <w:tcPr>
-            <w:tcW w:type="dxa" w:w="6426"/>
+            <w:tcW w:type="dxa" w:w="6960"/>
             <w:tcBorders>
-              <w:top w:val="single" w:color="BBBBBB" w:sz="1"/>
-              <w:left w:val="single" w:color="BBBBBB" w:sz="1"/>
-              <w:bottom w:val="single" w:color="BBBBBB" w:sz="1"/>
-              <w:right w:val="single" w:color="BBBBBB" w:sz="1"/>
+              <w:top w:val="single" w:color="CCCCCC" w:sz="1"/>
+              <w:left w:val="single" w:color="CCCCCC" w:sz="1"/>
+              <w:bottom w:val="single" w:color="CCCCCC" w:sz="1"/>
+              <w:right w:val="single" w:color="CCCCCC" w:sz="1"/>
             </w:tcBorders>
             <w:tcMar>
-              <w:top w:type="dxa" w:w="80"/>
+              <w:top w:type="dxa" w:w="60"/>
               <w:left w:type="dxa" w:w="120"/>
-              <w:bottom w:type="dxa" w:w="80"/>
+              <w:bottom w:type="dxa" w:w="60"/>
               <w:right w:type="dxa" w:w="120"/>
             </w:tcMar>
           </w:tcPr>
           <w:p>
             <w:r>
               <w:rPr>
+                <w:rFonts w:ascii="맑은 고딕" w:cs="맑은 고딕" w:eastAsia="맑은 고딕" w:hAnsi="맑은 고딕"/>
                 <w:b w:val="false"/>
                 <w:bCs w:val="false"/>
+                <w:sz w:val="21"/>
+                <w:szCs w:val="21"/>
               </w:rPr>
               <w:t xml:space="preserve">읽기 권한만 있으면 충분 (쓰기 권한 불필요)</w:t>
             </w:r>
           </w:p>
         </w:tc>
       </w:tr>
+      <w:tr>
+        <w:tc>
+          <w:tcPr>
+            <w:tcW w:type="dxa" w:w="2400"/>
+            <w:tcBorders>
+              <w:top w:val="single" w:color="CCCCCC" w:sz="1"/>
+              <w:left w:val="single" w:color="CCCCCC" w:sz="1"/>
+              <w:bottom w:val="single" w:color="CCCCCC" w:sz="1"/>
+              <w:right w:val="single" w:color="CCCCCC" w:sz="1"/>
+            </w:tcBorders>
+            <w:tcMar>
+              <w:top w:type="dxa" w:w="60"/>
+              <w:left w:type="dxa" w:w="120"/>
+              <w:bottom w:type="dxa" w:w="60"/>
+              <w:right w:type="dxa" w:w="120"/>
+            </w:tcMar>
+          </w:tcPr>
+          <w:p>
+            <w:r>
+              <w:rPr>
+                <w:rFonts w:ascii="맑은 고딕" w:cs="맑은 고딕" w:eastAsia="맑은 고딕" w:hAnsi="맑은 고딕"/>
+                <w:b w:val="false"/>
+                <w:bCs w:val="false"/>
+                <w:sz w:val="21"/>
+                <w:szCs w:val="21"/>
+              </w:rPr>
+              <w:t xml:space="preserve">한줄로 준비물</w:t>
+            </w:r>
+          </w:p>
+        </w:tc>
+        <w:tc>
+          <w:tcPr>
+            <w:tcW w:type="dxa" w:w="6960"/>
+            <w:tcBorders>
+              <w:top w:val="single" w:color="CCCCCC" w:sz="1"/>
+              <w:left w:val="single" w:color="CCCCCC" w:sz="1"/>
+              <w:bottom w:val="single" w:color="CCCCCC" w:sz="1"/>
+              <w:right w:val="single" w:color="CCCCCC" w:sz="1"/>
+            </w:tcBorders>
+            <w:tcMar>
+              <w:top w:type="dxa" w:w="60"/>
+              <w:left w:type="dxa" w:w="120"/>
+              <w:bottom w:type="dxa" w:w="60"/>
+              <w:right w:type="dxa" w:w="120"/>
+            </w:tcMar>
+          </w:tcPr>
+          <w:p>
+            <w:r>
+              <w:rPr>
+                <w:rFonts w:ascii="맑은 고딕" w:cs="맑은 고딕" w:eastAsia="맑은 고딕" w:hAnsi="맑은 고딕"/>
+                <w:b w:val="false"/>
+                <w:bCs w:val="false"/>
+                <w:sz w:val="21"/>
+                <w:szCs w:val="21"/>
+              </w:rPr>
+              <w:t xml:space="preserve">OS·DB에 맞는 설치 파일(zip), API 키, API 시크릿, 서버 주소 — 아래 3번 위저드에서 내려받아 전달</w:t>
+            </w:r>
+          </w:p>
+        </w:tc>
+      </w:tr>
+      <w:tr>
+        <w:tc>
+          <w:tcPr>
+            <w:tcW w:type="dxa" w:w="2400"/>
+            <w:tcBorders>
+              <w:top w:val="single" w:color="CCCCCC" w:sz="1"/>
+              <w:left w:val="single" w:color="CCCCCC" w:sz="1"/>
+              <w:bottom w:val="single" w:color="CCCCCC" w:sz="1"/>
+              <w:right w:val="single" w:color="CCCCCC" w:sz="1"/>
+            </w:tcBorders>
+            <w:tcMar>
+              <w:top w:type="dxa" w:w="60"/>
+              <w:left w:type="dxa" w:w="120"/>
+              <w:bottom w:type="dxa" w:w="60"/>
+              <w:right w:type="dxa" w:w="120"/>
+            </w:tcMar>
+          </w:tcPr>
+          <w:p>
+            <w:r>
+              <w:rPr>
+                <w:rFonts w:ascii="맑은 고딕" w:cs="맑은 고딕" w:eastAsia="맑은 고딕" w:hAnsi="맑은 고딕"/>
+                <w:b w:val="false"/>
+                <w:bCs w:val="false"/>
+                <w:sz w:val="21"/>
+                <w:szCs w:val="21"/>
+              </w:rPr>
+              <w:t xml:space="preserve">고객사 준비물</w:t>
+            </w:r>
+          </w:p>
+        </w:tc>
+        <w:tc>
+          <w:tcPr>
+            <w:tcW w:type="dxa" w:w="6960"/>
+            <w:tcBorders>
+              <w:top w:val="single" w:color="CCCCCC" w:sz="1"/>
+              <w:left w:val="single" w:color="CCCCCC" w:sz="1"/>
+              <w:bottom w:val="single" w:color="CCCCCC" w:sz="1"/>
+              <w:right w:val="single" w:color="CCCCCC" w:sz="1"/>
+            </w:tcBorders>
+            <w:tcMar>
+              <w:top w:type="dxa" w:w="60"/>
+              <w:left w:type="dxa" w:w="120"/>
+              <w:bottom w:type="dxa" w:w="60"/>
+              <w:right w:type="dxa" w:w="120"/>
+            </w:tcMar>
+          </w:tcPr>
+          <w:p>
+            <w:r>
+              <w:rPr>
+                <w:rFonts w:ascii="맑은 고딕" w:cs="맑은 고딕" w:eastAsia="맑은 고딕" w:hAnsi="맑은 고딕"/>
+                <w:b w:val="false"/>
+                <w:bCs w:val="false"/>
+                <w:sz w:val="21"/>
+                <w:szCs w:val="21"/>
+              </w:rPr>
+              <w:t xml:space="preserve">DB 접속 정보 — DB 종류, 주소(Host/Port), 계정/비밀번호, 데이터베이스 이름, 고객 테이블 이름</w:t>
+            </w:r>
+          </w:p>
+        </w:tc>
+      </w:tr>
     </w:tbl>
     <w:p>
       <w:pPr>
         <w:spacing w:after="120"/>
       </w:pPr>
       <w:r>
+        <w:rPr>
+          <w:rFonts w:ascii="맑은 고딕" w:cs="맑은 고딕" w:eastAsia="맑은 고딕" w:hAnsi="맑은 고딕"/>
+          <w:sz w:val="22"/>
+          <w:szCs w:val="22"/>
+        </w:rPr>
         <w:t xml:space="preserve"/>
       </w:r>
     </w:p>
     <w:p>
       <w:pPr>
-        <w:pStyle w:val="Heading2"/>
-      </w:pPr>
-      <w:r>
-        <w:t xml:space="preserve">사전 준비물</w:t>
-      </w:r>
-    </w:p>
-    <w:p>
-      <w:pPr>
-        <w:pStyle w:val="ListParagraph"/>
-        <w:numPr>
-          <w:ilvl w:val="0"/>
-          <w:numId w:val="2"/>
+        <w:pStyle w:val="Heading1"/>
+      </w:pPr>
+      <w:r>
+        <w:rPr>
+          <w:rFonts w:ascii="맑은 고딕" w:cs="맑은 고딕" w:eastAsia="맑은 고딕" w:hAnsi="맑은 고딕"/>
+          <w:b/>
+          <w:bCs/>
+          <w:sz w:val="28"/>
+          <w:szCs w:val="28"/>
+        </w:rPr>
+        <w:t xml:space="preserve">3. [한줄로 담당자] 싱크에이전트 배포 — 슈퍼관리자 위저드</w:t>
+      </w:r>
+    </w:p>
+    <w:p>
+      <w:pPr>
+        <w:spacing w:after="120"/>
+      </w:pPr>
+      <w:r>
+        <w:rPr>
+          <w:rFonts w:ascii="맑은 고딕" w:cs="맑은 고딕" w:eastAsia="맑은 고딕" w:hAnsi="맑은 고딕"/>
+          <w:sz w:val="22"/>
+          <w:szCs w:val="22"/>
+        </w:rPr>
+        <w:t xml:space="preserve">슈퍼관리자 화면 → “싱크에이전트 배포”(BETA) 메뉴에서, 고객사의 OS·DB에 맞는 설치 파일을 4단계로 골라 내려받아 고객사에 전달합니다.</w:t>
+      </w:r>
+    </w:p>
+    <w:p>
+      <w:pPr>
+        <w:pStyle w:val="ListParagraph"/>
+        <w:numPr>
+          <w:ilvl w:val="0"/>
+          <w:numId w:val="3"/>
         </w:numPr>
         <w:spacing w:after="80"/>
       </w:pPr>
       <w:r>
         <w:rPr>
-          <w:b/>
-          <w:bCs/>
-        </w:rPr>
-        <w:t xml:space="preserve">한줄로에서 전달: </w:t>
-      </w:r>
-      <w:r>
-        <w:t xml:space="preserve">설치 파일(Windows .exe 또는 Linux 압축 파일), API 키, API 시크릿, 서버 주소</w:t>
-      </w:r>
-    </w:p>
-    <w:p>
-      <w:pPr>
-        <w:pStyle w:val="ListParagraph"/>
-        <w:numPr>
-          <w:ilvl w:val="0"/>
-          <w:numId w:val="2"/>
+          <w:rFonts w:ascii="맑은 고딕" w:cs="맑은 고딕" w:eastAsia="맑은 고딕" w:hAnsi="맑은 고딕"/>
+          <w:b/>
+          <w:bCs/>
+          <w:sz w:val="22"/>
+          <w:szCs w:val="22"/>
+        </w:rPr>
+        <w:t xml:space="preserve">플랫폼 </w:t>
+      </w:r>
+      <w:r>
+        <w:rPr>
+          <w:rFonts w:ascii="맑은 고딕" w:cs="맑은 고딕" w:eastAsia="맑은 고딕" w:hAnsi="맑은 고딕"/>
+          <w:sz w:val="22"/>
+          <w:szCs w:val="22"/>
+        </w:rPr>
+        <w:t xml:space="preserve">— 고객사가 Windows 서버/PC면 Windows, Linux 서버면 Linux를 고릅니다.</w:t>
+      </w:r>
+    </w:p>
+    <w:p>
+      <w:pPr>
+        <w:pStyle w:val="ListParagraph"/>
+        <w:numPr>
+          <w:ilvl w:val="0"/>
+          <w:numId w:val="3"/>
         </w:numPr>
         <w:spacing w:after="80"/>
       </w:pPr>
       <w:r>
         <w:rPr>
-          <w:b/>
-          <w:bCs/>
-        </w:rPr>
-        <w:t xml:space="preserve">자사에서 준비: </w:t>
-      </w:r>
-      <w:r>
-        <w:t xml:space="preserve">고객 DB 접속 정보 — DB 종류, 주소(Host/Port), 계정/비밀번호, 데이터베이스 이름, 고객 테이블 이름</w:t>
+          <w:rFonts w:ascii="맑은 고딕" w:cs="맑은 고딕" w:eastAsia="맑은 고딕" w:hAnsi="맑은 고딕"/>
+          <w:b/>
+          <w:bCs/>
+          <w:sz w:val="22"/>
+          <w:szCs w:val="22"/>
+        </w:rPr>
+        <w:t xml:space="preserve">OS 버전 </w:t>
+      </w:r>
+      <w:r>
+        <w:rPr>
+          <w:rFonts w:ascii="맑은 고딕" w:cs="맑은 고딕" w:eastAsia="맑은 고딕" w:hAnsi="맑은 고딕"/>
+          <w:sz w:val="22"/>
+          <w:szCs w:val="22"/>
+        </w:rPr>
+        <w:t xml:space="preserve">— 고객사 OS를 고릅니다. 구형(Windows 7 · Server 2008 R2 등)도 전용 버전이 자동으로 선택됩니다. 지원 범위 밖이면 안내가 표시됩니다.</w:t>
+      </w:r>
+    </w:p>
+    <w:p>
+      <w:pPr>
+        <w:pStyle w:val="ListParagraph"/>
+        <w:numPr>
+          <w:ilvl w:val="0"/>
+          <w:numId w:val="3"/>
+        </w:numPr>
+        <w:spacing w:after="80"/>
+      </w:pPr>
+      <w:r>
+        <w:rPr>
+          <w:rFonts w:ascii="맑은 고딕" w:cs="맑은 고딕" w:eastAsia="맑은 고딕" w:hAnsi="맑은 고딕"/>
+          <w:b/>
+          <w:bCs/>
+          <w:sz w:val="22"/>
+          <w:szCs w:val="22"/>
+        </w:rPr>
+        <w:t xml:space="preserve">DB </w:t>
+      </w:r>
+      <w:r>
+        <w:rPr>
+          <w:rFonts w:ascii="맑은 고딕" w:cs="맑은 고딕" w:eastAsia="맑은 고딕" w:hAnsi="맑은 고딕"/>
+          <w:sz w:val="22"/>
+          <w:szCs w:val="22"/>
+        </w:rPr>
+        <w:t xml:space="preserve">— 고객사 DB 종류와 버전(예: Oracle 10g, SQL Server 2008)을 고릅니다.</w:t>
+      </w:r>
+    </w:p>
+    <w:p>
+      <w:pPr>
+        <w:pStyle w:val="ListParagraph"/>
+        <w:numPr>
+          <w:ilvl w:val="0"/>
+          <w:numId w:val="3"/>
+        </w:numPr>
+        <w:spacing w:after="80"/>
+      </w:pPr>
+      <w:r>
+        <w:rPr>
+          <w:rFonts w:ascii="맑은 고딕" w:cs="맑은 고딕" w:eastAsia="맑은 고딕" w:hAnsi="맑은 고딕"/>
+          <w:b/>
+          <w:bCs/>
+          <w:sz w:val="22"/>
+          <w:szCs w:val="22"/>
+        </w:rPr>
+        <w:t xml:space="preserve">결과 </w:t>
+      </w:r>
+      <w:r>
+        <w:rPr>
+          <w:rFonts w:ascii="맑은 고딕" w:cs="맑은 고딕" w:eastAsia="맑은 고딕" w:hAnsi="맑은 고딕"/>
+          <w:sz w:val="22"/>
+          <w:szCs w:val="22"/>
+        </w:rPr>
+        <w:t xml:space="preserve">— “실연결 검증 완료”면 정식 버전입니다. “검증 전(베타)”는 직원 테스트용입니다. [이 버전 다운로드]를 눌러 zip을 저장한 뒤 고객사에 전달합니다.</w:t>
+      </w:r>
+    </w:p>
+    <w:p>
+      <w:pPr>
+        <w:pStyle w:val="ListParagraph"/>
+        <w:numPr>
+          <w:ilvl w:val="0"/>
+          <w:numId w:val="2"/>
+        </w:numPr>
+        <w:spacing w:after="60"/>
+      </w:pPr>
+      <w:r>
+        <w:rPr>
+          <w:rFonts w:ascii="맑은 고딕" w:cs="맑은 고딕" w:eastAsia="맑은 고딕" w:hAnsi="맑은 고딕"/>
+          <w:b w:val="false"/>
+          <w:bCs w:val="false"/>
+          <w:sz w:val="22"/>
+          <w:szCs w:val="22"/>
+        </w:rPr>
+        <w:t xml:space="preserve">Oracle 구형(10g·11g, thick)은 zip 안에 Oracle 연결용 클라이언트가 함께 들어 있어 고객사가 따로 설치할 필요가 없습니다.</w:t>
+      </w:r>
+    </w:p>
+    <w:p>
+      <w:pPr>
+        <w:pStyle w:val="ListParagraph"/>
+        <w:numPr>
+          <w:ilvl w:val="0"/>
+          <w:numId w:val="2"/>
+        </w:numPr>
+        <w:spacing w:after="60"/>
+      </w:pPr>
+      <w:r>
+        <w:rPr>
+          <w:rFonts w:ascii="맑은 고딕" w:cs="맑은 고딕" w:eastAsia="맑은 고딕" w:hAnsi="맑은 고딕"/>
+          <w:b w:val="false"/>
+          <w:bCs w:val="false"/>
+          <w:sz w:val="22"/>
+          <w:szCs w:val="22"/>
+        </w:rPr>
+        <w:t xml:space="preserve">구형 OS 빌드는 필요한 실행 런타임이 폴더에 모두 들어 있어 추가 설치 없이 실행됩니다.</w:t>
       </w:r>
     </w:p>
     <w:p>
       <w:pPr>
         <w:pStyle w:val="Heading1"/>
-        <w:pageBreakBefore/>
-      </w:pPr>
-      <w:r>
-        <w:t xml:space="preserve">3. 설치 — Windows (설치 마법사)</w:t>
+      </w:pPr>
+      <w:r>
+        <w:rPr>
+          <w:rFonts w:ascii="맑은 고딕" w:cs="맑은 고딕" w:eastAsia="맑은 고딕" w:hAnsi="맑은 고딕"/>
+          <w:b/>
+          <w:bCs/>
+          <w:sz w:val="28"/>
+          <w:szCs w:val="28"/>
+        </w:rPr>
+        <w:t xml:space="preserve">4. [고객사 담당자] 설치 — Windows</w:t>
       </w:r>
     </w:p>
     <w:p>
@@ -517,135 +827,12 @@
         <w:spacing w:after="120"/>
       </w:pPr>
       <w:r>
-        <w:t xml:space="preserve">설치 파일을 실행하면 브라우저에 설치 마법사가 열립니다. 6단계로 진행됩니다.</w:t>
-      </w:r>
-    </w:p>
-    <w:p>
-      <w:pPr>
-        <w:pStyle w:val="ListParagraph"/>
-        <w:numPr>
-          <w:ilvl w:val="0"/>
-          <w:numId w:val="3"/>
-        </w:numPr>
-        <w:spacing w:after="100"/>
-      </w:pPr>
-      <w:r>
-        <w:rPr>
-          <w:b/>
-          <w:bCs/>
-        </w:rPr>
-        <w:t xml:space="preserve">서버 접속 정보</w:t>
-      </w:r>
-      <w:r>
-        <w:t xml:space="preserve"> — 전달받은 API 키, API 시크릿, 서버 주소를 입력합니다</w:t>
-      </w:r>
-    </w:p>
-    <w:p>
-      <w:pPr>
-        <w:pStyle w:val="ListParagraph"/>
-        <w:numPr>
-          <w:ilvl w:val="0"/>
-          <w:numId w:val="3"/>
-        </w:numPr>
-        <w:spacing w:after="100"/>
-      </w:pPr>
-      <w:r>
-        <w:rPr>
-          <w:b/>
-          <w:bCs/>
-        </w:rPr>
-        <w:t xml:space="preserve">DB 접속 정보</w:t>
-      </w:r>
-      <w:r>
-        <w:t xml:space="preserve"> — DB 종류를 선택하고 주소(Host/Port), 계정, 비밀번호, 데이터베이스 이름을 입력합니다</w:t>
-      </w:r>
-    </w:p>
-    <w:p>
-      <w:pPr>
-        <w:pStyle w:val="ListParagraph"/>
-        <w:numPr>
-          <w:ilvl w:val="0"/>
-          <w:numId w:val="3"/>
-        </w:numPr>
-        <w:spacing w:after="100"/>
-      </w:pPr>
-      <w:r>
-        <w:rPr>
-          <w:b/>
-          <w:bCs/>
-        </w:rPr>
-        <w:t xml:space="preserve">테이블 선택</w:t>
-      </w:r>
-      <w:r>
-        <w:t xml:space="preserve"> — 고객 테이블을 선택합니다 (구매 테이블은 선택 사항)</w:t>
-      </w:r>
-    </w:p>
-    <w:p>
-      <w:pPr>
-        <w:pStyle w:val="ListParagraph"/>
-        <w:numPr>
-          <w:ilvl w:val="0"/>
-          <w:numId w:val="3"/>
-        </w:numPr>
-        <w:spacing w:after="100"/>
-      </w:pPr>
-      <w:r>
-        <w:rPr>
-          <w:b/>
-          <w:bCs/>
-        </w:rPr>
-        <w:t xml:space="preserve">AI 자동 매핑</w:t>
-      </w:r>
-      <w:r>
-        <w:t xml:space="preserve"> — "AI 자동 매핑 실행"을 누르면 DB 컬럼이 한줄로 표준 항목에 자동으로 연결됩니다. 결과는 화면에서 직접 수정할 수 있고, 결과가 어색하면 "재추천"을 누를 수 있습니다 (재추천은 월 횟수 제한이 있으니 필요할 때만)</w:t>
-      </w:r>
-    </w:p>
-    <w:p>
-      <w:pPr>
-        <w:pStyle w:val="ListParagraph"/>
-        <w:numPr>
-          <w:ilvl w:val="0"/>
-          <w:numId w:val="3"/>
-        </w:numPr>
-        <w:spacing w:after="100"/>
-      </w:pPr>
-      <w:r>
-        <w:rPr>
-          <w:b/>
-          <w:bCs/>
-        </w:rPr>
-        <w:t xml:space="preserve">동기화 주기</w:t>
-      </w:r>
-      <w:r>
-        <w:t xml:space="preserve"> — 한줄로 담당자가 설정하는 단계입니다 (기본 6시간)</w:t>
-      </w:r>
-    </w:p>
-    <w:p>
-      <w:pPr>
-        <w:pStyle w:val="ListParagraph"/>
-        <w:numPr>
-          <w:ilvl w:val="0"/>
-          <w:numId w:val="3"/>
-        </w:numPr>
-        <w:spacing w:after="100"/>
-      </w:pPr>
-      <w:r>
-        <w:rPr>
-          <w:b/>
-          <w:bCs/>
-        </w:rPr>
-        <w:t xml:space="preserve">완료</w:t>
-      </w:r>
-      <w:r>
-        <w:t xml:space="preserve"> — 설정이 저장되고 Windows 서비스로 자동 등록됩니다. 서버를 재시작해도 자동 실행되며, 완료 직후 최초 전체 동기화가 1회 자동으로 실행됩니다</w:t>
-      </w:r>
-    </w:p>
-    <w:p>
-      <w:pPr>
-        <w:pStyle w:val="Heading2"/>
-      </w:pPr>
-      <w:r>
-        <w:t xml:space="preserve">4단계 매핑 검토 — 꼭 확인할 4가지</w:t>
+        <w:rPr>
+          <w:rFonts w:ascii="맑은 고딕" w:cs="맑은 고딕" w:eastAsia="맑은 고딕" w:hAnsi="맑은 고딕"/>
+          <w:sz w:val="22"/>
+          <w:szCs w:val="22"/>
+        </w:rPr>
+        <w:t xml:space="preserve">전달받은 zip 파일을 풀고 아래 순서로 진행합니다.</w:t>
       </w:r>
     </w:p>
     <w:p>
@@ -655,17 +842,15 @@
           <w:ilvl w:val="0"/>
           <w:numId w:val="4"/>
         </w:numPr>
-        <w:spacing w:after="100"/>
-      </w:pPr>
-      <w:r>
-        <w:rPr>
-          <w:b/>
-          <w:bCs/>
-        </w:rPr>
-        <w:t xml:space="preserve">휴대폰</w:t>
-      </w:r>
-      <w:r>
-        <w:t xml:space="preserve"> — 반드시 매핑돼야 합니다. 한줄로는 휴대폰 번호로 고객을 식별합니다</w:t>
+        <w:spacing w:after="80"/>
+      </w:pPr>
+      <w:r>
+        <w:rPr>
+          <w:rFonts w:ascii="맑은 고딕" w:cs="맑은 고딕" w:eastAsia="맑은 고딕" w:hAnsi="맑은 고딕"/>
+          <w:sz w:val="22"/>
+          <w:szCs w:val="22"/>
+        </w:rPr>
+        <w:t xml:space="preserve">압축을 풀어 나온 SyncAgent 폴더를 C:\ 바로 아래에 복사합니다 (예: C:\SyncAgent).</w:t>
       </w:r>
     </w:p>
     <w:p>
@@ -675,17 +860,15 @@
           <w:ilvl w:val="0"/>
           <w:numId w:val="4"/>
         </w:numPr>
-        <w:spacing w:after="100"/>
-      </w:pPr>
-      <w:r>
-        <w:rPr>
-          <w:b/>
-          <w:bCs/>
-        </w:rPr>
-        <w:t xml:space="preserve">이름</w:t>
-      </w:r>
-      <w:r>
-        <w:t xml:space="preserve"> — 메시지의 고객명 변수에 사용됩니다</w:t>
+        <w:spacing w:after="80"/>
+      </w:pPr>
+      <w:r>
+        <w:rPr>
+          <w:rFonts w:ascii="맑은 고딕" w:cs="맑은 고딕" w:eastAsia="맑은 고딕" w:hAnsi="맑은 고딕"/>
+          <w:sz w:val="22"/>
+          <w:szCs w:val="22"/>
+        </w:rPr>
+        <w:t xml:space="preserve">폴더 안의 INSTALL-run-as-admin.bat 을 마우스 우클릭 → “관리자 권한으로 실행”합니다.</w:t>
       </w:r>
     </w:p>
     <w:p>
@@ -695,17 +878,15 @@
           <w:ilvl w:val="0"/>
           <w:numId w:val="4"/>
         </w:numPr>
-        <w:spacing w:after="100"/>
-      </w:pPr>
-      <w:r>
-        <w:rPr>
-          <w:b/>
-          <w:bCs/>
-        </w:rPr>
-        <w:t xml:space="preserve">수신동의</w:t>
-      </w:r>
-      <w:r>
-        <w:t xml:space="preserve"> — DB에 수신동의(마케팅 동의) 컬럼이 있다면 반드시 매핑하세요. 매핑하지 않으면 전체 고객이 수신 동의 상태로 등록됩니다</w:t>
+        <w:spacing w:after="80"/>
+      </w:pPr>
+      <w:r>
+        <w:rPr>
+          <w:rFonts w:ascii="맑은 고딕" w:cs="맑은 고딕" w:eastAsia="맑은 고딕" w:hAnsi="맑은 고딕"/>
+          <w:sz w:val="22"/>
+          <w:szCs w:val="22"/>
+        </w:rPr>
+        <w:t xml:space="preserve">자동으로 서비스(작업 스케줄러)에 등록되고, 화면에 “sync-agent v…”가 뜨면 정상입니다. (안 뜨면 같은 폴더의 diagnose.txt 를 한줄로 담당자에게 회신해 주세요.)</w:t>
       </w:r>
     </w:p>
     <w:p>
@@ -715,17 +896,159 @@
           <w:ilvl w:val="0"/>
           <w:numId w:val="4"/>
         </w:numPr>
-        <w:spacing w:after="100"/>
-      </w:pPr>
-      <w:r>
-        <w:rPr>
-          <w:b/>
-          <w:bCs/>
-        </w:rPr>
-        <w:t xml:space="preserve">매장/브랜드 구분</w:t>
-      </w:r>
-      <w:r>
-        <w:t xml:space="preserve"> — 여러 매장(브랜드)을 운영한다면 구분 컬럼을 매핑해야 매장별로 고객이 나뉘어 관리됩니다. 매핑하지 않으면 단일 브랜드로 처리됩니다</w:t>
+        <w:spacing w:after="80"/>
+      </w:pPr>
+      <w:r>
+        <w:rPr>
+          <w:rFonts w:ascii="맑은 고딕" w:cs="맑은 고딕" w:eastAsia="맑은 고딕" w:hAnsi="맑은 고딕"/>
+          <w:sz w:val="22"/>
+          <w:szCs w:val="22"/>
+        </w:rPr>
+        <w:t xml:space="preserve">이어서 설치 마법사가 열립니다(브라우저, 구형 OS는 터미널 대화형). 아래 6단계로 진행됩니다.</w:t>
+      </w:r>
+    </w:p>
+    <w:p>
+      <w:pPr>
+        <w:spacing w:after="50"/>
+        <w:ind w:left="720"/>
+      </w:pPr>
+      <w:r>
+        <w:rPr>
+          <w:rFonts w:ascii="맑은 고딕" w:cs="맑은 고딕" w:eastAsia="맑은 고딕" w:hAnsi="맑은 고딕"/>
+          <w:b/>
+          <w:bCs/>
+          <w:sz w:val="21"/>
+          <w:szCs w:val="21"/>
+        </w:rPr>
+        <w:t xml:space="preserve">① 서버 접속 —</w:t>
+      </w:r>
+      <w:r>
+        <w:rPr>
+          <w:rFonts w:ascii="맑은 고딕" w:cs="맑은 고딕" w:eastAsia="맑은 고딕" w:hAnsi="맑은 고딕"/>
+          <w:sz w:val="21"/>
+          <w:szCs w:val="21"/>
+        </w:rPr>
+        <w:t xml:space="preserve"> 전달받은 API 키 / API 시크릿 / 서버 주소를 입력</w:t>
+      </w:r>
+    </w:p>
+    <w:p>
+      <w:pPr>
+        <w:spacing w:after="50"/>
+        <w:ind w:left="720"/>
+      </w:pPr>
+      <w:r>
+        <w:rPr>
+          <w:rFonts w:ascii="맑은 고딕" w:cs="맑은 고딕" w:eastAsia="맑은 고딕" w:hAnsi="맑은 고딕"/>
+          <w:b/>
+          <w:bCs/>
+          <w:sz w:val="21"/>
+          <w:szCs w:val="21"/>
+        </w:rPr>
+        <w:t xml:space="preserve">② DB 접속 —</w:t>
+      </w:r>
+      <w:r>
+        <w:rPr>
+          <w:rFonts w:ascii="맑은 고딕" w:cs="맑은 고딕" w:eastAsia="맑은 고딕" w:hAnsi="맑은 고딕"/>
+          <w:sz w:val="21"/>
+          <w:szCs w:val="21"/>
+        </w:rPr>
+        <w:t xml:space="preserve"> DB 종류 선택 + 주소(Host/Port) / 계정 / 비밀번호 / 데이터베이스 이름 입력</w:t>
+      </w:r>
+    </w:p>
+    <w:p>
+      <w:pPr>
+        <w:spacing w:after="50"/>
+        <w:ind w:left="720"/>
+      </w:pPr>
+      <w:r>
+        <w:rPr>
+          <w:rFonts w:ascii="맑은 고딕" w:cs="맑은 고딕" w:eastAsia="맑은 고딕" w:hAnsi="맑은 고딕"/>
+          <w:b/>
+          <w:bCs/>
+          <w:sz w:val="21"/>
+          <w:szCs w:val="21"/>
+        </w:rPr>
+        <w:t xml:space="preserve">③ 테이블 선택 —</w:t>
+      </w:r>
+      <w:r>
+        <w:rPr>
+          <w:rFonts w:ascii="맑은 고딕" w:cs="맑은 고딕" w:eastAsia="맑은 고딕" w:hAnsi="맑은 고딕"/>
+          <w:sz w:val="21"/>
+          <w:szCs w:val="21"/>
+        </w:rPr>
+        <w:t xml:space="preserve"> 고객 테이블 선택 (구매 테이블은 선택 사항)</w:t>
+      </w:r>
+    </w:p>
+    <w:p>
+      <w:pPr>
+        <w:spacing w:after="50"/>
+        <w:ind w:left="720"/>
+      </w:pPr>
+      <w:r>
+        <w:rPr>
+          <w:rFonts w:ascii="맑은 고딕" w:cs="맑은 고딕" w:eastAsia="맑은 고딕" w:hAnsi="맑은 고딕"/>
+          <w:b/>
+          <w:bCs/>
+          <w:sz w:val="21"/>
+          <w:szCs w:val="21"/>
+        </w:rPr>
+        <w:t xml:space="preserve">④ AI 자동 매핑 —</w:t>
+      </w:r>
+      <w:r>
+        <w:rPr>
+          <w:rFonts w:ascii="맑은 고딕" w:cs="맑은 고딕" w:eastAsia="맑은 고딕" w:hAnsi="맑은 고딕"/>
+          <w:sz w:val="21"/>
+          <w:szCs w:val="21"/>
+        </w:rPr>
+        <w:t xml:space="preserve"> [AI 자동 매핑 실행]을 누르면 DB 컬럼이 표준 항목에 자동 연결됩니다. 결과는 직접 수정할 수 있고, 어색하면 [재추천](월 횟수 제한)을 누릅니다</w:t>
+      </w:r>
+    </w:p>
+    <w:p>
+      <w:pPr>
+        <w:spacing w:after="50"/>
+        <w:ind w:left="720"/>
+      </w:pPr>
+      <w:r>
+        <w:rPr>
+          <w:rFonts w:ascii="맑은 고딕" w:cs="맑은 고딕" w:eastAsia="맑은 고딕" w:hAnsi="맑은 고딕"/>
+          <w:b/>
+          <w:bCs/>
+          <w:sz w:val="21"/>
+          <w:szCs w:val="21"/>
+        </w:rPr>
+        <w:t xml:space="preserve">⑤ 동기화 주기 —</w:t>
+      </w:r>
+      <w:r>
+        <w:rPr>
+          <w:rFonts w:ascii="맑은 고딕" w:cs="맑은 고딕" w:eastAsia="맑은 고딕" w:hAnsi="맑은 고딕"/>
+          <w:sz w:val="21"/>
+          <w:szCs w:val="21"/>
+        </w:rPr>
+        <w:t xml:space="preserve"> 한줄로 담당자가 설정합니다 (기본 6시간)</w:t>
+      </w:r>
+    </w:p>
+    <w:p>
+      <w:pPr>
+        <w:spacing w:after="50"/>
+        <w:ind w:left="720"/>
+      </w:pPr>
+      <w:r>
+        <w:rPr>
+          <w:rFonts w:ascii="맑은 고딕" w:cs="맑은 고딕" w:eastAsia="맑은 고딕" w:hAnsi="맑은 고딕"/>
+          <w:b/>
+          <w:bCs/>
+          <w:sz w:val="21"/>
+          <w:szCs w:val="21"/>
+        </w:rPr>
+        <w:t xml:space="preserve">⑥ 완료 —</w:t>
+      </w:r>
+      <w:r>
+        <w:rPr>
+          <w:rFonts w:ascii="맑은 고딕" w:cs="맑은 고딕" w:eastAsia="맑은 고딕" w:hAnsi="맑은 고딕"/>
+          <w:sz w:val="21"/>
+          <w:szCs w:val="21"/>
+        </w:rPr>
+        <w:t xml:space="preserve"> 설정이 저장되고 Windows 서비스로 자동 등록됩니다. 재시작해도 자동 실행되며, 직후 최초 전체 동기화가 1회 자동 실행됩니다</w:t>
       </w:r>
     </w:p>
     <w:p>
@@ -733,7 +1056,109 @@
         <w:pStyle w:val="Heading1"/>
       </w:pPr>
       <w:r>
-        <w:t xml:space="preserve">4. 설치 — Linux (터미널 대화형)</w:t>
+        <w:rPr>
+          <w:rFonts w:ascii="맑은 고딕" w:cs="맑은 고딕" w:eastAsia="맑은 고딕" w:hAnsi="맑은 고딕"/>
+          <w:b/>
+          <w:bCs/>
+          <w:sz w:val="28"/>
+          <w:szCs w:val="28"/>
+        </w:rPr>
+        <w:t xml:space="preserve">5. 매핑 검토 — 꼭 확인할 4가지</w:t>
+      </w:r>
+    </w:p>
+    <w:p>
+      <w:pPr>
+        <w:pStyle w:val="ListParagraph"/>
+        <w:numPr>
+          <w:ilvl w:val="0"/>
+          <w:numId w:val="2"/>
+        </w:numPr>
+        <w:spacing w:after="60"/>
+      </w:pPr>
+      <w:r>
+        <w:rPr>
+          <w:rFonts w:ascii="맑은 고딕" w:cs="맑은 고딕" w:eastAsia="맑은 고딕" w:hAnsi="맑은 고딕"/>
+          <w:b/>
+          <w:bCs/>
+          <w:sz w:val="22"/>
+          <w:szCs w:val="22"/>
+        </w:rPr>
+        <w:t xml:space="preserve">휴대폰 — 반드시 매핑돼야 합니다. 한줄로는 휴대폰 번호로 고객을 식별합니다.</w:t>
+      </w:r>
+    </w:p>
+    <w:p>
+      <w:pPr>
+        <w:pStyle w:val="ListParagraph"/>
+        <w:numPr>
+          <w:ilvl w:val="0"/>
+          <w:numId w:val="2"/>
+        </w:numPr>
+        <w:spacing w:after="60"/>
+      </w:pPr>
+      <w:r>
+        <w:rPr>
+          <w:rFonts w:ascii="맑은 고딕" w:cs="맑은 고딕" w:eastAsia="맑은 고딕" w:hAnsi="맑은 고딕"/>
+          <w:b/>
+          <w:bCs/>
+          <w:sz w:val="22"/>
+          <w:szCs w:val="22"/>
+        </w:rPr>
+        <w:t xml:space="preserve">이름 — 메시지의 고객명 변수에 사용됩니다.</w:t>
+      </w:r>
+    </w:p>
+    <w:p>
+      <w:pPr>
+        <w:pStyle w:val="ListParagraph"/>
+        <w:numPr>
+          <w:ilvl w:val="0"/>
+          <w:numId w:val="2"/>
+        </w:numPr>
+        <w:spacing w:after="60"/>
+      </w:pPr>
+      <w:r>
+        <w:rPr>
+          <w:rFonts w:ascii="맑은 고딕" w:cs="맑은 고딕" w:eastAsia="맑은 고딕" w:hAnsi="맑은 고딕"/>
+          <w:b/>
+          <w:bCs/>
+          <w:sz w:val="22"/>
+          <w:szCs w:val="22"/>
+        </w:rPr>
+        <w:t xml:space="preserve">수신동의 — DB에 수신동의(마케팅 동의) 컬럼이 있다면 반드시 매핑하세요. 매핑하지 않으면 전체 고객이 수신 동의 상태로 등록됩니다.</w:t>
+      </w:r>
+    </w:p>
+    <w:p>
+      <w:pPr>
+        <w:pStyle w:val="ListParagraph"/>
+        <w:numPr>
+          <w:ilvl w:val="0"/>
+          <w:numId w:val="2"/>
+        </w:numPr>
+        <w:spacing w:after="60"/>
+      </w:pPr>
+      <w:r>
+        <w:rPr>
+          <w:rFonts w:ascii="맑은 고딕" w:cs="맑은 고딕" w:eastAsia="맑은 고딕" w:hAnsi="맑은 고딕"/>
+          <w:b/>
+          <w:bCs/>
+          <w:sz w:val="22"/>
+          <w:szCs w:val="22"/>
+        </w:rPr>
+        <w:t xml:space="preserve">매장/브랜드 구분 — 여러 매장(브랜드)을 운영한다면 구분 컬럼을 매핑해야 매장별로 고객이 나뉩니다. 매핑하지 않으면 단일 브랜드로 처리됩니다.</w:t>
+      </w:r>
+    </w:p>
+    <w:p>
+      <w:pPr>
+        <w:pStyle w:val="Heading1"/>
+      </w:pPr>
+      <w:r>
+        <w:rPr>
+          <w:rFonts w:ascii="맑은 고딕" w:cs="맑은 고딕" w:eastAsia="맑은 고딕" w:hAnsi="맑은 고딕"/>
+          <w:b/>
+          <w:bCs/>
+          <w:sz w:val="28"/>
+          <w:szCs w:val="28"/>
+        </w:rPr>
+        <w:t xml:space="preserve">6. 설치 — Linux (터미널 대화형)</w:t>
       </w:r>
     </w:p>
     <w:p>
@@ -741,54 +1166,25 @@
         <w:spacing w:after="120"/>
       </w:pPr>
       <w:r>
-        <w:t xml:space="preserve">압축을 푼 뒤 설치 명령을 실행하면 Windows와 같은 단계가 터미널 질문/답 방식으로 진행됩니다. DB 종류 선택, 접속 정보 입력, AI 자동 매핑 실행과 결과 확인, 완료 순서이며, 완료되면 시스템 서비스로 등록되어 자동 실행됩니다.</w:t>
-      </w:r>
-    </w:p>
-    <w:p>
-      <w:pPr>
-        <w:pStyle w:val="Heading2"/>
-      </w:pPr>
-      <w:r>
-        <w:t xml:space="preserve">설치 후 매핑을 수정하고 싶을 때</w:t>
-      </w:r>
-    </w:p>
-    <w:p>
-      <w:pPr>
-        <w:pStyle w:val="ListParagraph"/>
-        <w:numPr>
-          <w:ilvl w:val="0"/>
-          <w:numId w:val="2"/>
-        </w:numPr>
-        <w:spacing w:after="80"/>
-      </w:pPr>
-      <w:r>
-        <w:t xml:space="preserve">Windows: 설치 마법사를 다시 실행하면 기존 설정을 불러와 수정할 수 있습니다</w:t>
-      </w:r>
-    </w:p>
-    <w:p>
-      <w:pPr>
-        <w:pStyle w:val="ListParagraph"/>
-        <w:numPr>
-          <w:ilvl w:val="0"/>
-          <w:numId w:val="2"/>
-        </w:numPr>
-        <w:spacing w:after="80"/>
-      </w:pPr>
-      <w:r>
-        <w:t xml:space="preserve">Linux: 설정 편집 명령으로 매핑 수정과 AI 매핑 재실행이 가능합니다</w:t>
-      </w:r>
-    </w:p>
-    <w:p>
-      <w:pPr>
-        <w:pStyle w:val="ListParagraph"/>
-        <w:numPr>
-          <w:ilvl w:val="0"/>
-          <w:numId w:val="2"/>
-        </w:numPr>
-        <w:spacing w:after="80"/>
-      </w:pPr>
-      <w:r>
-        <w:t xml:space="preserve">어느 쪽이든 진행이 어려우면 한줄로 담당자가 원격으로 함께 진행합니다</w:t>
+        <w:rPr>
+          <w:rFonts w:ascii="맑은 고딕" w:cs="맑은 고딕" w:eastAsia="맑은 고딕" w:hAnsi="맑은 고딕"/>
+          <w:sz w:val="22"/>
+          <w:szCs w:val="22"/>
+        </w:rPr>
+        <w:t xml:space="preserve">압축을 푼 뒤 실행 파일에 실행 권한을 주고(chmod +x sync-agent-…) 실행하면, Windows와 같은 단계가 터미널 질문/답 방식으로 진행됩니다. 완료되면 시스템 서비스(systemd 등록 권장)로 등록되어 자동 실행됩니다.</w:t>
+      </w:r>
+    </w:p>
+    <w:p>
+      <w:pPr>
+        <w:spacing w:after="120"/>
+      </w:pPr>
+      <w:r>
+        <w:rPr>
+          <w:rFonts w:ascii="맑은 고딕" w:cs="맑은 고딕" w:eastAsia="맑은 고딕" w:hAnsi="맑은 고딕"/>
+          <w:sz w:val="22"/>
+          <w:szCs w:val="22"/>
+        </w:rPr>
+        <w:t xml:space="preserve">설치 후 매핑을 수정하려면 — Windows는 설치 마법사를 다시 실행(기존 설정 불러옴), Linux는 설정 편집 명령으로 매핑 수정·AI 매핑 재실행이 가능합니다. 진행이 어려우면 한줄로 담당자가 원격으로 함께 진행합니다.</w:t>
       </w:r>
     </w:p>
     <w:p>
@@ -796,19 +1192,33 @@
         <w:pStyle w:val="Heading1"/>
       </w:pPr>
       <w:r>
-        <w:t xml:space="preserve">5. 설치 후 동작 방식 (할 일 없음)</w:t>
-      </w:r>
-    </w:p>
-    <w:p>
-      <w:pPr>
-        <w:pStyle w:val="ListParagraph"/>
-        <w:numPr>
-          <w:ilvl w:val="0"/>
-          <w:numId w:val="2"/>
-        </w:numPr>
-        <w:spacing w:after="80"/>
-      </w:pPr>
-      <w:r>
+        <w:rPr>
+          <w:rFonts w:ascii="맑은 고딕" w:cs="맑은 고딕" w:eastAsia="맑은 고딕" w:hAnsi="맑은 고딕"/>
+          <w:b/>
+          <w:bCs/>
+          <w:sz w:val="28"/>
+          <w:szCs w:val="28"/>
+        </w:rPr>
+        <w:t xml:space="preserve">7. 설치 후 동작 방식 (할 일 없음)</w:t>
+      </w:r>
+    </w:p>
+    <w:p>
+      <w:pPr>
+        <w:pStyle w:val="ListParagraph"/>
+        <w:numPr>
+          <w:ilvl w:val="0"/>
+          <w:numId w:val="2"/>
+        </w:numPr>
+        <w:spacing w:after="60"/>
+      </w:pPr>
+      <w:r>
+        <w:rPr>
+          <w:rFonts w:ascii="맑은 고딕" w:cs="맑은 고딕" w:eastAsia="맑은 고딕" w:hAnsi="맑은 고딕"/>
+          <w:b w:val="false"/>
+          <w:bCs w:val="false"/>
+          <w:sz w:val="22"/>
+          <w:szCs w:val="22"/>
+        </w:rPr>
         <w:t xml:space="preserve">설치 직후: 최초 전체 동기화 1회 자동 실행</w:t>
       </w:r>
     </w:p>
@@ -819,36 +1229,57 @@
           <w:ilvl w:val="0"/>
           <w:numId w:val="2"/>
         </w:numPr>
-        <w:spacing w:after="80"/>
-      </w:pPr>
-      <w:r>
-        <w:t xml:space="preserve">이후: 6시간마다 변경된 고객만 자동 동기화</w:t>
-      </w:r>
-    </w:p>
-    <w:p>
-      <w:pPr>
-        <w:pStyle w:val="ListParagraph"/>
-        <w:numPr>
-          <w:ilvl w:val="0"/>
-          <w:numId w:val="2"/>
-        </w:numPr>
-        <w:spacing w:after="80"/>
-      </w:pPr>
-      <w:r>
-        <w:t xml:space="preserve">1시간마다 상태 신호 전송 — 한줄로 관리자 화면과 한줄로 담당자가 정상 여부를 함께 모니터링</w:t>
-      </w:r>
-    </w:p>
-    <w:p>
-      <w:pPr>
-        <w:pStyle w:val="ListParagraph"/>
-        <w:numPr>
-          <w:ilvl w:val="0"/>
-          <w:numId w:val="2"/>
-        </w:numPr>
-        <w:spacing w:after="80"/>
-      </w:pPr>
-      <w:r>
-        <w:t xml:space="preserve">수신거부 처리: 동의 값이 거부로 바뀐 고객은 자동으로 발송 제외 처리됩니다</w:t>
+        <w:spacing w:after="60"/>
+      </w:pPr>
+      <w:r>
+        <w:rPr>
+          <w:rFonts w:ascii="맑은 고딕" w:cs="맑은 고딕" w:eastAsia="맑은 고딕" w:hAnsi="맑은 고딕"/>
+          <w:b w:val="false"/>
+          <w:bCs w:val="false"/>
+          <w:sz w:val="22"/>
+          <w:szCs w:val="22"/>
+        </w:rPr>
+        <w:t xml:space="preserve">이후: 설정한 주기(기본 6시간)마다 변경된 고객만 자동 동기화</w:t>
+      </w:r>
+    </w:p>
+    <w:p>
+      <w:pPr>
+        <w:pStyle w:val="ListParagraph"/>
+        <w:numPr>
+          <w:ilvl w:val="0"/>
+          <w:numId w:val="2"/>
+        </w:numPr>
+        <w:spacing w:after="60"/>
+      </w:pPr>
+      <w:r>
+        <w:rPr>
+          <w:rFonts w:ascii="맑은 고딕" w:cs="맑은 고딕" w:eastAsia="맑은 고딕" w:hAnsi="맑은 고딕"/>
+          <w:b w:val="false"/>
+          <w:bCs w:val="false"/>
+          <w:sz w:val="22"/>
+          <w:szCs w:val="22"/>
+        </w:rPr>
+        <w:t xml:space="preserve">1시간마다 상태 신호 전송 — 한줄로 관리자 화면에서 정상 여부를 함께 모니터링</w:t>
+      </w:r>
+    </w:p>
+    <w:p>
+      <w:pPr>
+        <w:pStyle w:val="ListParagraph"/>
+        <w:numPr>
+          <w:ilvl w:val="0"/>
+          <w:numId w:val="2"/>
+        </w:numPr>
+        <w:spacing w:after="60"/>
+      </w:pPr>
+      <w:r>
+        <w:rPr>
+          <w:rFonts w:ascii="맑은 고딕" w:cs="맑은 고딕" w:eastAsia="맑은 고딕" w:hAnsi="맑은 고딕"/>
+          <w:b w:val="false"/>
+          <w:bCs w:val="false"/>
+          <w:sz w:val="22"/>
+          <w:szCs w:val="22"/>
+        </w:rPr>
+        <w:t xml:space="preserve">수신거부 처리: 동의 값이 거부로 바뀐 고객은 자동으로 발송 제외</w:t>
       </w:r>
     </w:p>
     <w:p>
@@ -856,121 +1287,114 @@
         <w:pStyle w:val="Heading1"/>
       </w:pPr>
       <w:r>
-        <w:t xml:space="preserve">6. 주의사항</w:t>
-      </w:r>
-    </w:p>
-    <w:p>
-      <w:pPr>
-        <w:pStyle w:val="ListParagraph"/>
-        <w:numPr>
-          <w:ilvl w:val="0"/>
-          <w:numId w:val="2"/>
-        </w:numPr>
-        <w:spacing w:after="80"/>
-      </w:pPr>
-      <w:r>
-        <w:rPr>
-          <w:b/>
-          <w:bCs/>
-        </w:rPr>
-        <w:t xml:space="preserve">전체 동기화는 설치 시 1회면 충분합니다. </w:t>
-      </w:r>
-      <w:r>
-        <w:t xml:space="preserve">임의로 반복 실행하지 마세요 — 구매 데이터가 중복될 수 있습니다.</w:t>
-      </w:r>
-    </w:p>
-    <w:p>
-      <w:pPr>
-        <w:pStyle w:val="ListParagraph"/>
-        <w:numPr>
-          <w:ilvl w:val="0"/>
-          <w:numId w:val="2"/>
-        </w:numPr>
-        <w:spacing w:after="80"/>
-      </w:pPr>
-      <w:r>
-        <w:rPr>
-          <w:b/>
-          <w:bCs/>
-        </w:rPr>
-        <w:t xml:space="preserve">방화벽</w:t>
-      </w:r>
-      <w:r>
-        <w:t xml:space="preserve"> — 에이전트가 설치된 서버에서 외부 HTTPS(443) 통신이 허용돼야 합니다.</w:t>
-      </w:r>
-    </w:p>
-    <w:p>
-      <w:pPr>
-        <w:pStyle w:val="ListParagraph"/>
-        <w:numPr>
-          <w:ilvl w:val="0"/>
-          <w:numId w:val="2"/>
-        </w:numPr>
-        <w:spacing w:after="80"/>
-      </w:pPr>
-      <w:r>
-        <w:rPr>
-          <w:b/>
-          <w:bCs/>
-        </w:rPr>
-        <w:t xml:space="preserve">서버 종료 주의</w:t>
-      </w:r>
-      <w:r>
-        <w:t xml:space="preserve"> — 에이전트가 설치된 서버/PC가 꺼져 있는 동안은 동기화가 진행되지 않습니다 (다시 켜지면 자동 재개).</w:t>
-      </w:r>
-    </w:p>
-    <w:p>
-      <w:pPr>
-        <w:pStyle w:val="ListParagraph"/>
-        <w:numPr>
-          <w:ilvl w:val="0"/>
-          <w:numId w:val="2"/>
-        </w:numPr>
-        <w:spacing w:after="80"/>
-      </w:pPr>
-      <w:r>
-        <w:rPr>
-          <w:b/>
-          <w:bCs/>
-        </w:rPr>
-        <w:t xml:space="preserve">DB 변경 시</w:t>
-      </w:r>
-      <w:r>
-        <w:t xml:space="preserve"> — 고객 테이블 구조(컬럼)가 바뀌면 한줄로 담당자에게 알려 주세요. 매핑을 함께 갱신합니다.</w:t>
-      </w:r>
-    </w:p>
-    <w:p>
-      <w:pPr>
-        <w:pStyle w:val="Heading2"/>
-      </w:pPr>
-      <w:r>
-        <w:t xml:space="preserve">문제가 있어 보일 때</w:t>
-      </w:r>
-    </w:p>
-    <w:p>
-      <w:pPr>
-        <w:pStyle w:val="ListParagraph"/>
-        <w:numPr>
-          <w:ilvl w:val="0"/>
-          <w:numId w:val="2"/>
-        </w:numPr>
-        <w:spacing w:after="80"/>
-      </w:pPr>
-      <w:r>
-        <w:t xml:space="preserve">한줄로 관리자 화면에서 동기화 상태(정상/지연)를 먼저 확인합니다</w:t>
-      </w:r>
-    </w:p>
-    <w:p>
-      <w:pPr>
-        <w:pStyle w:val="ListParagraph"/>
-        <w:numPr>
-          <w:ilvl w:val="0"/>
-          <w:numId w:val="2"/>
-        </w:numPr>
-        <w:spacing w:after="80"/>
-      </w:pPr>
-      <w:r>
-        <w:t xml:space="preserve">에이전트 설치 폴더의 logs 폴더에 날짜별 동작 기록이 남습니다 — 문의 시 함께 전달해 주시면 빠릅니다</w:t>
+        <w:rPr>
+          <w:rFonts w:ascii="맑은 고딕" w:cs="맑은 고딕" w:eastAsia="맑은 고딕" w:hAnsi="맑은 고딕"/>
+          <w:b/>
+          <w:bCs/>
+          <w:sz w:val="28"/>
+          <w:szCs w:val="28"/>
+        </w:rPr>
+        <w:t xml:space="preserve">8. 주의사항</w:t>
+      </w:r>
+    </w:p>
+    <w:p>
+      <w:pPr>
+        <w:pStyle w:val="ListParagraph"/>
+        <w:numPr>
+          <w:ilvl w:val="0"/>
+          <w:numId w:val="2"/>
+        </w:numPr>
+        <w:spacing w:after="60"/>
+      </w:pPr>
+      <w:r>
+        <w:rPr>
+          <w:rFonts w:ascii="맑은 고딕" w:cs="맑은 고딕" w:eastAsia="맑은 고딕" w:hAnsi="맑은 고딕"/>
+          <w:b w:val="false"/>
+          <w:bCs w:val="false"/>
+          <w:sz w:val="22"/>
+          <w:szCs w:val="22"/>
+        </w:rPr>
+        <w:t xml:space="preserve">전체 동기화는 설치 시 1회면 충분합니다. 임의로 반복 실행하지 마세요 — 구매 데이터가 중복될 수 있습니다.</w:t>
+      </w:r>
+    </w:p>
+    <w:p>
+      <w:pPr>
+        <w:pStyle w:val="ListParagraph"/>
+        <w:numPr>
+          <w:ilvl w:val="0"/>
+          <w:numId w:val="2"/>
+        </w:numPr>
+        <w:spacing w:after="60"/>
+      </w:pPr>
+      <w:r>
+        <w:rPr>
+          <w:rFonts w:ascii="맑은 고딕" w:cs="맑은 고딕" w:eastAsia="맑은 고딕" w:hAnsi="맑은 고딕"/>
+          <w:b w:val="false"/>
+          <w:bCs w:val="false"/>
+          <w:sz w:val="22"/>
+          <w:szCs w:val="22"/>
+        </w:rPr>
+        <w:t xml:space="preserve">방화벽 — 에이전트가 설치된 서버에서 외부 HTTPS(443) 통신이 허용돼야 합니다.</w:t>
+      </w:r>
+    </w:p>
+    <w:p>
+      <w:pPr>
+        <w:pStyle w:val="ListParagraph"/>
+        <w:numPr>
+          <w:ilvl w:val="0"/>
+          <w:numId w:val="2"/>
+        </w:numPr>
+        <w:spacing w:after="60"/>
+      </w:pPr>
+      <w:r>
+        <w:rPr>
+          <w:rFonts w:ascii="맑은 고딕" w:cs="맑은 고딕" w:eastAsia="맑은 고딕" w:hAnsi="맑은 고딕"/>
+          <w:b w:val="false"/>
+          <w:bCs w:val="false"/>
+          <w:sz w:val="22"/>
+          <w:szCs w:val="22"/>
+        </w:rPr>
+        <w:t xml:space="preserve">서버 종료 주의 — 에이전트가 설치된 서버/PC가 꺼져 있는 동안은 동기화가 멈춥니다 (다시 켜지면 자동 재개).</w:t>
+      </w:r>
+    </w:p>
+    <w:p>
+      <w:pPr>
+        <w:pStyle w:val="ListParagraph"/>
+        <w:numPr>
+          <w:ilvl w:val="0"/>
+          <w:numId w:val="2"/>
+        </w:numPr>
+        <w:spacing w:after="60"/>
+      </w:pPr>
+      <w:r>
+        <w:rPr>
+          <w:rFonts w:ascii="맑은 고딕" w:cs="맑은 고딕" w:eastAsia="맑은 고딕" w:hAnsi="맑은 고딕"/>
+          <w:b w:val="false"/>
+          <w:bCs w:val="false"/>
+          <w:sz w:val="22"/>
+          <w:szCs w:val="22"/>
+        </w:rPr>
+        <w:t xml:space="preserve">DB 변경 시 — 고객 테이블 구조(컬럼)가 바뀌면 한줄로 담당자에게 알려 주세요. 매핑을 함께 갱신합니다.</w:t>
+      </w:r>
+    </w:p>
+    <w:p>
+      <w:pPr>
+        <w:pStyle w:val="ListParagraph"/>
+        <w:numPr>
+          <w:ilvl w:val="0"/>
+          <w:numId w:val="2"/>
+        </w:numPr>
+        <w:spacing w:after="60"/>
+      </w:pPr>
+      <w:r>
+        <w:rPr>
+          <w:rFonts w:ascii="맑은 고딕" w:cs="맑은 고딕" w:eastAsia="맑은 고딕" w:hAnsi="맑은 고딕"/>
+          <w:b w:val="false"/>
+          <w:bCs w:val="false"/>
+          <w:sz w:val="22"/>
+          <w:szCs w:val="22"/>
+        </w:rPr>
+        <w:t xml:space="preserve">문제가 있어 보일 때 — 한줄로 관리자 화면에서 동기화 상태(정상/지연)를 먼저 확인하고, 설치 폴더의 logs 폴더 기록을 함께 전달해 주시면 빠릅니다.</w:t>
       </w:r>
     </w:p>
     <w:p>
@@ -978,7 +1402,14 @@
         <w:pStyle w:val="Heading1"/>
       </w:pPr>
       <w:r>
-        <w:t xml:space="preserve">7. 문의</w:t>
+        <w:rPr>
+          <w:rFonts w:ascii="맑은 고딕" w:cs="맑은 고딕" w:eastAsia="맑은 고딕" w:hAnsi="맑은 고딕"/>
+          <w:b/>
+          <w:bCs/>
+          <w:sz w:val="28"/>
+          <w:szCs w:val="28"/>
+        </w:rPr>
+        <w:t xml:space="preserve">9. 문의</w:t>
       </w:r>
     </w:p>
     <w:p>
@@ -986,12 +1417,16 @@
         <w:spacing w:after="120"/>
       </w:pPr>
       <w:r>
+        <w:rPr>
+          <w:rFonts w:ascii="맑은 고딕" w:cs="맑은 고딕" w:eastAsia="맑은 고딕" w:hAnsi="맑은 고딕"/>
+          <w:sz w:val="22"/>
+          <w:szCs w:val="22"/>
+        </w:rPr>
         <w:t xml:space="preserve">설치 중 화면이 가이드와 다르거나 막히는 단계가 있으면 한줄로 담당자에게 바로 연락해 주세요. 원격 지원으로 함께 진행할 수 있습니다.</w:t>
       </w:r>
     </w:p>
     <w:sectPr>
-      <w:footerReference w:type="default" r:id="rId7"/>
-      <w:pgSz w:w="11906" w:h="16838" w:orient="portrait"/>
+      <w:pgSz w:w="12240" w:h="15840" w:orient="portrait"/>
       <w:pgMar w:top="1440" w:right="1440" w:bottom="1440" w:left="1440" w:header="708" w:footer="708" w:gutter="0"/>
       <w:pgNumType/>
       <w:docGrid w:linePitch="360"/>
@@ -1041,35 +1476,6 @@
 </w:endnotes>
 </file>
 
-<file path=word/footer1.xml><?xml version="1.0" encoding="utf-8"?>
-<w:ftr xmlns:wpc="http://schemas.microsoft.com/office/word/2010/wordprocessingCanvas" xmlns:mc="http://schemas.openxmlformats.org/markup-compatibility/2006" xmlns:o="urn:schemas-microsoft-com:office:office" xmlns:r="http://schemas.openxmlformats.org/officeDocument/2006/relationships" xmlns:m="http://schemas.openxmlformats.org/officeDocument/2006/math" xmlns:v="urn:schemas-microsoft-com:vml" xmlns:wp14="http://schemas.microsoft.com/office/word/2010/wordprocessingDrawing" xmlns:wp="http://schemas.openxmlformats.org/drawingml/2006/wordprocessingDrawing" xmlns:w10="urn:schemas-microsoft-com:office:word" xmlns:w="http://schemas.openxmlformats.org/wordprocessingml/2006/main" xmlns:w14="http://schemas.microsoft.com/office/word/2010/wordml" xmlns:w15="http://schemas.microsoft.com/office/word/2012/wordml" xmlns:wpg="http://schemas.microsoft.com/office/word/2010/wordprocessingGroup" xmlns:wpi="http://schemas.microsoft.com/office/word/2010/wordprocessingInk" xmlns:wne="http://schemas.microsoft.com/office/word/2006/wordml" xmlns:wps="http://schemas.microsoft.com/office/word/2010/wordprocessingShape">
-  <w:p>
-    <w:pPr>
-      <w:jc w:val="center"/>
-    </w:pPr>
-    <w:r>
-      <w:rPr>
-        <w:color w:val="888888"/>
-        <w:sz w:val="16"/>
-        <w:szCs w:val="16"/>
-      </w:rPr>
-      <w:t xml:space="preserve">한줄로 싱크에이전트 설치 가이드  |  </w:t>
-    </w:r>
-    <w:r>
-      <w:rPr>
-        <w:color w:val="888888"/>
-        <w:sz w:val="16"/>
-        <w:szCs w:val="16"/>
-      </w:rPr>
-      <w:fldChar w:fldCharType="begin"/>
-      <w:instrText xml:space="preserve">PAGE</w:instrText>
-      <w:fldChar w:fldCharType="separate"/>
-      <w:fldChar w:fldCharType="end"/>
-    </w:r>
-  </w:p>
-</w:ftr>
-</file>
-
 <file path=word/footnotes.xml><?xml version="1.0" encoding="utf-8"?>
 <w:footnotes xmlns:wpc="http://schemas.microsoft.com/office/word/2010/wordprocessingCanvas" xmlns:mc="http://schemas.openxmlformats.org/markup-compatibility/2006" xmlns:o="urn:schemas-microsoft-com:office:office" xmlns:r="http://schemas.openxmlformats.org/officeDocument/2006/relationships" xmlns:m="http://schemas.openxmlformats.org/officeDocument/2006/math" xmlns:v="urn:schemas-microsoft-com:vml" xmlns:wp14="http://schemas.microsoft.com/office/word/2010/wordprocessingDrawing" xmlns:wp="http://schemas.openxmlformats.org/drawingml/2006/wordprocessingDrawing" xmlns:w10="urn:schemas-microsoft-com:office:word" xmlns:w="http://schemas.openxmlformats.org/wordprocessingml/2006/main" xmlns:w14="http://schemas.microsoft.com/office/word/2010/wordml" xmlns:w15="http://schemas.microsoft.com/office/word/2012/wordml" xmlns:wpg="http://schemas.microsoft.com/office/word/2010/wordprocessingGroup" xmlns:wpi="http://schemas.microsoft.com/office/word/2010/wordprocessingInk" xmlns:wne="http://schemas.microsoft.com/office/word/2006/wordml" xmlns:wps="http://schemas.microsoft.com/office/word/2010/wordprocessingShape" mc:Ignorable="w14 w15 wp14">
   <w:footnote w:type="separator" w:id="-1">
@@ -1201,7 +1607,7 @@
       <w:lvlText w:val="•"/>
       <w:lvlJc w:val="left"/>
       <w:pPr>
-        <w:ind w:left="540" w:hanging="270"/>
+        <w:ind w:left="600" w:hanging="280"/>
       </w:pPr>
     </w:lvl>
   </w:abstractNum>
@@ -1213,7 +1619,7 @@
       <w:lvlText w:val="%1."/>
       <w:lvlJc w:val="left"/>
       <w:pPr>
-        <w:ind w:left="540" w:hanging="270"/>
+        <w:ind w:left="600" w:hanging="320"/>
       </w:pPr>
     </w:lvl>
   </w:abstractNum>
@@ -1225,7 +1631,7 @@
       <w:lvlText w:val="%1."/>
       <w:lvlJc w:val="left"/>
       <w:pPr>
-        <w:ind w:left="540" w:hanging="270"/>
+        <w:ind w:left="600" w:hanging="320"/>
       </w:pPr>
     </w:lvl>
   </w:abstractNum>
@@ -1261,9 +1667,9 @@
   <w:docDefaults>
     <w:rPrDefault>
       <w:rPr>
-        <w:rFonts w:ascii="Malgun Gothic" w:cs="Malgun Gothic" w:eastAsia="Malgun Gothic" w:hAnsi="Malgun Gothic"/>
-        <w:sz w:val="21"/>
-        <w:szCs w:val="21"/>
+        <w:rFonts w:ascii="맑은 고딕" w:cs="맑은 고딕" w:eastAsia="맑은 고딕" w:hAnsi="맑은 고딕"/>
+        <w:sz w:val="22"/>
+        <w:szCs w:val="22"/>
       </w:rPr>
     </w:rPrDefault>
     <w:pPrDefault/>
@@ -1439,41 +1845,5 @@
       <w:szCs w:val="20"/>
     </w:rPr>
   </w:style>
-  <w:style w:type="paragraph" w:styleId="Heading1">
-    <w:name w:val="Heading 1"/>
-    <w:basedOn w:val="Normal"/>
-    <w:next w:val="Normal"/>
-    <w:qFormat/>
-    <w:pPr>
-      <w:spacing w:after="200" w:before="320"/>
-      <w:outlineLvl w:val="0"/>
-    </w:pPr>
-    <w:rPr>
-      <w:rFonts w:ascii="Malgun Gothic" w:cs="Malgun Gothic" w:eastAsia="Malgun Gothic" w:hAnsi="Malgun Gothic"/>
-      <w:b/>
-      <w:bCs/>
-      <w:color w:val="1F3864"/>
-      <w:sz w:val="32"/>
-      <w:szCs w:val="32"/>
-    </w:rPr>
-  </w:style>
-  <w:style w:type="paragraph" w:styleId="Heading2">
-    <w:name w:val="Heading 2"/>
-    <w:basedOn w:val="Normal"/>
-    <w:next w:val="Normal"/>
-    <w:qFormat/>
-    <w:pPr>
-      <w:spacing w:after="140" w:before="240"/>
-      <w:outlineLvl w:val="1"/>
-    </w:pPr>
-    <w:rPr>
-      <w:rFonts w:ascii="Malgun Gothic" w:cs="Malgun Gothic" w:eastAsia="Malgun Gothic" w:hAnsi="Malgun Gothic"/>
-      <w:b/>
-      <w:bCs/>
-      <w:color w:val="2E5395"/>
-      <w:sz w:val="25"/>
-      <w:szCs w:val="25"/>
-    </w:rPr>
-  </w:style>
 </w:styles>
 </file>